--- a/учеба/трпс/ТРПС Разин Д.Д. семинары.docx
+++ b/учеба/трпс/ТРПС Разин Д.Д. семинары.docx
@@ -2146,7 +2146,7 @@
           <w:rFonts w:ascii="Times New Roman" w:eastAsia="Times New Roman" w:hAnsi="Times New Roman" w:cs="Times New Roman"/>
           <w:sz w:val="28"/>
           <w:szCs w:val="28"/>
-          <w:lang w:eastAsia="ru-RU"/>
+          <w:lang w:val="en-US" w:eastAsia="ru-RU"/>
         </w:rPr>
       </w:pPr>
       <w:r>
@@ -7324,16 +7324,15 @@
       <w:r>
         <w:rPr>
           <w:rFonts w:ascii="Times New Roman" w:eastAsia="Times New Roman" w:hAnsi="Times New Roman" w:cs="Times New Roman"/>
-          <w:noProof/>
           <w:sz w:val="28"/>
           <w:szCs w:val="28"/>
           <w:lang w:eastAsia="ru-RU"/>
         </w:rPr>
         <w:drawing>
-          <wp:inline distT="0" distB="0" distL="0" distR="0" wp14:anchorId="34A256DD" wp14:editId="4AA09D00">
-            <wp:extent cx="5257800" cy="4526452"/>
-            <wp:effectExtent l="0" t="0" r="0" b="7620"/>
-            <wp:docPr id="1659679093" name="Рисунок 1"/>
+          <wp:inline distT="0" distB="0" distL="0" distR="0" wp14:anchorId="534E2E27" wp14:editId="15B66ED7">
+            <wp:extent cx="5940425" cy="5872480"/>
+            <wp:effectExtent l="0" t="0" r="3175" b="0"/>
+            <wp:docPr id="1278919936" name="Рисунок 3"/>
             <wp:cNvGraphicFramePr>
               <a:graphicFrameLocks xmlns:a="http://schemas.openxmlformats.org/drawingml/2006/main" noChangeAspect="1"/>
             </wp:cNvGraphicFramePr>
@@ -7341,23 +7340,36 @@
               <a:graphicData uri="http://schemas.openxmlformats.org/drawingml/2006/picture">
                 <pic:pic xmlns:pic="http://schemas.openxmlformats.org/drawingml/2006/picture">
                   <pic:nvPicPr>
-                    <pic:cNvPr id="1659679093" name=""/>
-                    <pic:cNvPicPr/>
+                    <pic:cNvPr id="0" name="Picture 7"/>
+                    <pic:cNvPicPr>
+                      <a:picLocks noChangeAspect="1" noChangeArrowheads="1"/>
+                    </pic:cNvPicPr>
                   </pic:nvPicPr>
                   <pic:blipFill>
-                    <a:blip r:embed="rId9"/>
+                    <a:blip r:embed="rId9">
+                      <a:extLst>
+                        <a:ext uri="{28A0092B-C50C-407E-A947-70E740481C1C}">
+                          <a14:useLocalDpi xmlns:a14="http://schemas.microsoft.com/office/drawing/2010/main" val="0"/>
+                        </a:ext>
+                      </a:extLst>
+                    </a:blip>
+                    <a:srcRect/>
                     <a:stretch>
                       <a:fillRect/>
                     </a:stretch>
                   </pic:blipFill>
-                  <pic:spPr>
+                  <pic:spPr bwMode="auto">
                     <a:xfrm>
                       <a:off x="0" y="0"/>
-                      <a:ext cx="5279700" cy="4545306"/>
+                      <a:ext cx="5940425" cy="5872480"/>
                     </a:xfrm>
                     <a:prstGeom prst="rect">
                       <a:avLst/>
                     </a:prstGeom>
+                    <a:noFill/>
+                    <a:ln>
+                      <a:noFill/>
+                    </a:ln>
                   </pic:spPr>
                 </pic:pic>
               </a:graphicData>
@@ -7820,6 +7832,7 @@
               </w:rPr>
             </w:pPr>
             <w:r>
+              <w:lastRenderedPageBreak/>
               <w:t>Dashboard</w:t>
             </w:r>
           </w:p>
@@ -8165,7 +8178,6 @@
           <w:szCs w:val="28"/>
           <w:lang w:val="en-US" w:eastAsia="ru-RU"/>
         </w:rPr>
-        <w:lastRenderedPageBreak/>
         <w:t>User</w:t>
       </w:r>
       <w:r>
@@ -8581,6 +8593,7 @@
           <w:szCs w:val="28"/>
           <w:lang w:eastAsia="ru-RU"/>
         </w:rPr>
+        <w:lastRenderedPageBreak/>
         <w:t xml:space="preserve">Промпт 2: На основе диаграммы «сущность–связь» и вариантов использования, что ты описал выше. Построй диаграмму классов для </w:t>
       </w:r>
       <w:r>
@@ -8775,7 +8788,6 @@
           <w:szCs w:val="28"/>
           <w:lang w:val="en-US" w:eastAsia="ru-RU"/>
         </w:rPr>
-        <w:lastRenderedPageBreak/>
         <w:t xml:space="preserve">UI </w:t>
       </w:r>
       <w:r>
@@ -9143,16 +9155,15 @@
       <w:r>
         <w:rPr>
           <w:rFonts w:ascii="Times New Roman" w:eastAsia="Times New Roman" w:hAnsi="Times New Roman" w:cs="Times New Roman"/>
-          <w:noProof/>
           <w:sz w:val="28"/>
           <w:szCs w:val="28"/>
           <w:lang w:eastAsia="ru-RU"/>
         </w:rPr>
         <w:drawing>
-          <wp:inline distT="0" distB="0" distL="0" distR="0" wp14:anchorId="765417C6" wp14:editId="3966FB18">
-            <wp:extent cx="5940425" cy="2486660"/>
-            <wp:effectExtent l="0" t="0" r="3175" b="8890"/>
-            <wp:docPr id="1048533058" name="Рисунок 1"/>
+          <wp:inline distT="0" distB="0" distL="0" distR="0" wp14:anchorId="4E019779" wp14:editId="4E5FD030">
+            <wp:extent cx="5940425" cy="2401570"/>
+            <wp:effectExtent l="0" t="0" r="3175" b="0"/>
+            <wp:docPr id="1414204844" name="Рисунок 1"/>
             <wp:cNvGraphicFramePr>
               <a:graphicFrameLocks xmlns:a="http://schemas.openxmlformats.org/drawingml/2006/main" noChangeAspect="1"/>
             </wp:cNvGraphicFramePr>
@@ -9160,7 +9171,7 @@
               <a:graphicData uri="http://schemas.openxmlformats.org/drawingml/2006/picture">
                 <pic:pic xmlns:pic="http://schemas.openxmlformats.org/drawingml/2006/picture">
                   <pic:nvPicPr>
-                    <pic:cNvPr id="1048533058" name=""/>
+                    <pic:cNvPr id="1414204844" name=""/>
                     <pic:cNvPicPr/>
                   </pic:nvPicPr>
                   <pic:blipFill>
@@ -9172,7 +9183,7 @@
                   <pic:spPr>
                     <a:xfrm>
                       <a:off x="0" y="0"/>
-                      <a:ext cx="5940425" cy="2486660"/>
+                      <a:ext cx="5940425" cy="2401570"/>
                     </a:xfrm>
                     <a:prstGeom prst="rect">
                       <a:avLst/>
@@ -9611,10 +9622,10 @@
         </w:rPr>
         <w:lastRenderedPageBreak/>
         <w:drawing>
-          <wp:inline distT="0" distB="0" distL="0" distR="0" wp14:anchorId="776F941F" wp14:editId="1FB743BF">
-            <wp:extent cx="5940425" cy="2871470"/>
-            <wp:effectExtent l="0" t="0" r="3175" b="5080"/>
-            <wp:docPr id="1082530743" name="Рисунок 1"/>
+          <wp:inline distT="0" distB="0" distL="0" distR="0" wp14:anchorId="4290C2BB" wp14:editId="5B043740">
+            <wp:extent cx="5934075" cy="2619375"/>
+            <wp:effectExtent l="0" t="0" r="9525" b="9525"/>
+            <wp:docPr id="1552490989" name="Рисунок 1"/>
             <wp:cNvGraphicFramePr>
               <a:graphicFrameLocks xmlns:a="http://schemas.openxmlformats.org/drawingml/2006/main" noChangeAspect="1"/>
             </wp:cNvGraphicFramePr>
@@ -9622,23 +9633,36 @@
               <a:graphicData uri="http://schemas.openxmlformats.org/drawingml/2006/picture">
                 <pic:pic xmlns:pic="http://schemas.openxmlformats.org/drawingml/2006/picture">
                   <pic:nvPicPr>
-                    <pic:cNvPr id="1082530743" name=""/>
-                    <pic:cNvPicPr/>
+                    <pic:cNvPr id="0" name="Picture 1"/>
+                    <pic:cNvPicPr>
+                      <a:picLocks noChangeAspect="1" noChangeArrowheads="1"/>
+                    </pic:cNvPicPr>
                   </pic:nvPicPr>
                   <pic:blipFill>
-                    <a:blip r:embed="rId12"/>
+                    <a:blip r:embed="rId12">
+                      <a:extLst>
+                        <a:ext uri="{28A0092B-C50C-407E-A947-70E740481C1C}">
+                          <a14:useLocalDpi xmlns:a14="http://schemas.microsoft.com/office/drawing/2010/main" val="0"/>
+                        </a:ext>
+                      </a:extLst>
+                    </a:blip>
+                    <a:srcRect/>
                     <a:stretch>
                       <a:fillRect/>
                     </a:stretch>
                   </pic:blipFill>
-                  <pic:spPr>
+                  <pic:spPr bwMode="auto">
                     <a:xfrm>
                       <a:off x="0" y="0"/>
-                      <a:ext cx="5940425" cy="2871470"/>
+                      <a:ext cx="5934075" cy="2619375"/>
                     </a:xfrm>
                     <a:prstGeom prst="rect">
                       <a:avLst/>
                     </a:prstGeom>
+                    <a:noFill/>
+                    <a:ln>
+                      <a:noFill/>
+                    </a:ln>
                   </pic:spPr>
                 </pic:pic>
               </a:graphicData>
